--- a/ut-approval/public/assets/file/Template_Dokumen.docx
+++ b/ut-approval/public/assets/file/Template_Dokumen.docx
@@ -30,7 +30,7 @@
         <mc:AlternateContent>
           <mc:Choice Requires="wpg">
             <w:drawing>
-              <wp:anchor distT="0" distB="0" distL="0" distR="0" simplePos="0" relativeHeight="15730176" behindDoc="0" locked="0" layoutInCell="1" allowOverlap="1" wp14:anchorId="13E0C4CE" wp14:editId="14EF105F">
+              <wp:anchor distT="0" distB="0" distL="0" distR="0" simplePos="0" relativeHeight="15730176" behindDoc="0" locked="0" layoutInCell="1" allowOverlap="1" wp14:anchorId="13E0C4CE" wp14:editId="28250919">
                 <wp:simplePos x="0" y="0"/>
                 <wp:positionH relativeFrom="page">
                   <wp:posOffset>914400</wp:posOffset>
@@ -576,6 +576,7 @@
                               <w:proofErr w:type="spellStart"/>
                               <w:r>
                                 <w:rPr>
+                                  <w:color w:val="FFFFFF" w:themeColor="background1"/>
                                   <w:u w:val="single"/>
                                 </w:rPr>
                                 <w:t>Rieka</w:t>
@@ -583,6 +584,7 @@
                               <w:proofErr w:type="spellEnd"/>
                               <w:r>
                                 <w:rPr>
+                                  <w:color w:val="FFFFFF" w:themeColor="background1"/>
                                   <w:spacing w:val="-16"/>
                                   <w:u w:val="single"/>
                                 </w:rPr>
@@ -591,12 +593,16 @@
                               <w:proofErr w:type="spellStart"/>
                               <w:r>
                                 <w:rPr>
+                                  <w:color w:val="FFFFFF" w:themeColor="background1"/>
                                   <w:u w:val="single"/>
                                 </w:rPr>
                                 <w:t>Rizty</w:t>
                               </w:r>
                               <w:proofErr w:type="spellEnd"/>
                               <w:r>
+                                <w:rPr>
+                                  <w:color w:val="FFFFFF" w:themeColor="background1"/>
+                                </w:rPr>
                                 <w:t xml:space="preserve"> </w:t>
                               </w:r>
                               <w:proofErr w:type="spellStart"/>
@@ -648,12 +654,14 @@
                               </w:pPr>
                               <w:r>
                                 <w:rPr>
+                                  <w:color w:val="FFFFFF" w:themeColor="background1"/>
                                   <w:u w:val="single"/>
                                 </w:rPr>
                                 <w:t>Lidya</w:t>
                               </w:r>
                               <w:r>
                                 <w:rPr>
+                                  <w:color w:val="FFFFFF" w:themeColor="background1"/>
                                   <w:spacing w:val="-16"/>
                                   <w:u w:val="single"/>
                                 </w:rPr>
@@ -661,11 +669,15 @@
                               </w:r>
                               <w:r>
                                 <w:rPr>
+                                  <w:color w:val="FFFFFF" w:themeColor="background1"/>
                                   <w:u w:val="single"/>
                                 </w:rPr>
                                 <w:t>Fortuna</w:t>
                               </w:r>
                               <w:r>
+                                <w:rPr>
+                                  <w:color w:val="FFFFFF" w:themeColor="background1"/>
+                                </w:rPr>
                                 <w:t xml:space="preserve"> </w:t>
                               </w:r>
                               <w:proofErr w:type="spellStart"/>
@@ -707,6 +719,7 @@
                               <w:proofErr w:type="spellStart"/>
                               <w:r>
                                 <w:rPr>
+                                  <w:color w:val="FFFFFF" w:themeColor="background1"/>
                                   <w:u w:val="single"/>
                                 </w:rPr>
                                 <w:t>Nuranggani</w:t>
@@ -714,6 +727,7 @@
                               <w:proofErr w:type="spellEnd"/>
                               <w:r>
                                 <w:rPr>
+                                  <w:color w:val="FFFFFF" w:themeColor="background1"/>
                                   <w:spacing w:val="-16"/>
                                   <w:u w:val="single"/>
                                 </w:rPr>
@@ -721,12 +735,14 @@
                               </w:r>
                               <w:r>
                                 <w:rPr>
+                                  <w:color w:val="FFFFFF" w:themeColor="background1"/>
                                   <w:u w:val="single"/>
                                 </w:rPr>
                                 <w:t>H.</w:t>
                               </w:r>
                               <w:r>
                                 <w:rPr>
+                                  <w:color w:val="FFFFFF" w:themeColor="background1"/>
                                   <w:spacing w:val="-15"/>
                                   <w:u w:val="single"/>
                                 </w:rPr>
@@ -734,11 +750,15 @@
                               </w:r>
                               <w:r>
                                 <w:rPr>
+                                  <w:color w:val="FFFFFF" w:themeColor="background1"/>
                                   <w:u w:val="single"/>
                                 </w:rPr>
                                 <w:t>M</w:t>
                               </w:r>
                               <w:r>
+                                <w:rPr>
+                                  <w:color w:val="FFFFFF" w:themeColor="background1"/>
+                                </w:rPr>
                                 <w:t xml:space="preserve"> </w:t>
                               </w:r>
                               <w:proofErr w:type="spellStart"/>
@@ -1706,6 +1726,7 @@
                         <w:proofErr w:type="spellStart"/>
                         <w:r>
                           <w:rPr>
+                            <w:color w:val="FFFFFF" w:themeColor="background1"/>
                             <w:u w:val="single"/>
                           </w:rPr>
                           <w:t>Rieka</w:t>
@@ -1713,6 +1734,7 @@
                         <w:proofErr w:type="spellEnd"/>
                         <w:r>
                           <w:rPr>
+                            <w:color w:val="FFFFFF" w:themeColor="background1"/>
                             <w:spacing w:val="-16"/>
                             <w:u w:val="single"/>
                           </w:rPr>
@@ -1721,12 +1743,16 @@
                         <w:proofErr w:type="spellStart"/>
                         <w:r>
                           <w:rPr>
+                            <w:color w:val="FFFFFF" w:themeColor="background1"/>
                             <w:u w:val="single"/>
                           </w:rPr>
                           <w:t>Rizty</w:t>
                         </w:r>
                         <w:proofErr w:type="spellEnd"/>
                         <w:r>
+                          <w:rPr>
+                            <w:color w:val="FFFFFF" w:themeColor="background1"/>
+                          </w:rPr>
                           <w:t xml:space="preserve"> </w:t>
                         </w:r>
                         <w:proofErr w:type="spellStart"/>
@@ -1764,12 +1790,14 @@
                         </w:pPr>
                         <w:r>
                           <w:rPr>
+                            <w:color w:val="FFFFFF" w:themeColor="background1"/>
                             <w:u w:val="single"/>
                           </w:rPr>
                           <w:t>Lidya</w:t>
                         </w:r>
                         <w:r>
                           <w:rPr>
+                            <w:color w:val="FFFFFF" w:themeColor="background1"/>
                             <w:spacing w:val="-16"/>
                             <w:u w:val="single"/>
                           </w:rPr>
@@ -1777,11 +1805,15 @@
                         </w:r>
                         <w:r>
                           <w:rPr>
+                            <w:color w:val="FFFFFF" w:themeColor="background1"/>
                             <w:u w:val="single"/>
                           </w:rPr>
                           <w:t>Fortuna</w:t>
                         </w:r>
                         <w:r>
+                          <w:rPr>
+                            <w:color w:val="FFFFFF" w:themeColor="background1"/>
+                          </w:rPr>
                           <w:t xml:space="preserve"> </w:t>
                         </w:r>
                         <w:proofErr w:type="spellStart"/>
@@ -1809,6 +1841,7 @@
                         <w:proofErr w:type="spellStart"/>
                         <w:r>
                           <w:rPr>
+                            <w:color w:val="FFFFFF" w:themeColor="background1"/>
                             <w:u w:val="single"/>
                           </w:rPr>
                           <w:t>Nuranggani</w:t>
@@ -1816,6 +1849,7 @@
                         <w:proofErr w:type="spellEnd"/>
                         <w:r>
                           <w:rPr>
+                            <w:color w:val="FFFFFF" w:themeColor="background1"/>
                             <w:spacing w:val="-16"/>
                             <w:u w:val="single"/>
                           </w:rPr>
@@ -1823,12 +1857,14 @@
                         </w:r>
                         <w:r>
                           <w:rPr>
+                            <w:color w:val="FFFFFF" w:themeColor="background1"/>
                             <w:u w:val="single"/>
                           </w:rPr>
                           <w:t>H.</w:t>
                         </w:r>
                         <w:r>
                           <w:rPr>
+                            <w:color w:val="FFFFFF" w:themeColor="background1"/>
                             <w:spacing w:val="-15"/>
                             <w:u w:val="single"/>
                           </w:rPr>
@@ -1836,11 +1872,15 @@
                         </w:r>
                         <w:r>
                           <w:rPr>
+                            <w:color w:val="FFFFFF" w:themeColor="background1"/>
                             <w:u w:val="single"/>
                           </w:rPr>
                           <w:t>M</w:t>
                         </w:r>
                         <w:r>
+                          <w:rPr>
+                            <w:color w:val="FFFFFF" w:themeColor="background1"/>
+                          </w:rPr>
                           <w:t xml:space="preserve"> </w:t>
                         </w:r>
                         <w:proofErr w:type="spellStart"/>
@@ -14675,11 +14715,7 @@
         </mc:Choice>
         <mc:Fallback>
           <w:pict>
-            <v:shapetype w14:anchorId="04FBA35F" id="_x0000_t202" coordsize="21600,21600" o:spt="202" path="m,l,21600r21600,l21600,xe">
-              <v:stroke joinstyle="miter"/>
-              <v:path gradientshapeok="t" o:connecttype="rect"/>
-            </v:shapetype>
-            <v:shape id="Textbox 3" o:spid="_x0000_s1091" type="#_x0000_t202" style="position:absolute;margin-left:57.85pt;margin-top:774.35pt;width:466.3pt;height:28.65pt;z-index:15729152;visibility:visible;mso-wrap-style:square;mso-wrap-distance-left:0;mso-wrap-distance-top:0;mso-wrap-distance-right:0;mso-wrap-distance-bottom:0;mso-position-horizontal:absolute;mso-position-horizontal-relative:page;mso-position-vertical:absolute;mso-position-vertical-relative:page;v-text-anchor:top" o:gfxdata="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" filled="f" stroked="f">
+            <v:shape w14:anchorId="04FBA35F" id="Textbox 3" o:spid="_x0000_s1091" type="#_x0000_t202" style="position:absolute;margin-left:57.85pt;margin-top:774.35pt;width:466.3pt;height:28.65pt;z-index:15729152;visibility:visible;mso-wrap-style:square;mso-wrap-distance-left:0;mso-wrap-distance-top:0;mso-wrap-distance-right:0;mso-wrap-distance-bottom:0;mso-position-horizontal:absolute;mso-position-horizontal-relative:page;mso-position-vertical:absolute;mso-position-vertical-relative:page;v-text-anchor:top" o:gfxdata="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" filled="f" stroked="f">
               <v:textbox inset="0,0,0,0">
                 <w:txbxContent>
                   <w:tbl>
@@ -15804,11 +15840,7 @@
         </mc:Choice>
         <mc:Fallback>
           <w:pict>
-            <v:shapetype w14:anchorId="05A92788" id="_x0000_t202" coordsize="21600,21600" o:spt="202" path="m,l,21600r21600,l21600,xe">
-              <v:stroke joinstyle="miter"/>
-              <v:path gradientshapeok="t" o:connecttype="rect"/>
-            </v:shapetype>
-            <v:shape id="Textbox 28" o:spid="_x0000_s1095" type="#_x0000_t202" style="position:absolute;margin-left:57.85pt;margin-top:774.35pt;width:466.3pt;height:28.65pt;z-index:15731712;visibility:visible;mso-wrap-style:square;mso-wrap-distance-left:0;mso-wrap-distance-top:0;mso-wrap-distance-right:0;mso-wrap-distance-bottom:0;mso-position-horizontal:absolute;mso-position-horizontal-relative:page;mso-position-vertical:absolute;mso-position-vertical-relative:page;v-text-anchor:top" o:gfxdata="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" filled="f" stroked="f">
+            <v:shape w14:anchorId="05A92788" id="Textbox 28" o:spid="_x0000_s1095" type="#_x0000_t202" style="position:absolute;margin-left:57.85pt;margin-top:774.35pt;width:466.3pt;height:28.65pt;z-index:15731712;visibility:visible;mso-wrap-style:square;mso-wrap-distance-left:0;mso-wrap-distance-top:0;mso-wrap-distance-right:0;mso-wrap-distance-bottom:0;mso-position-horizontal:absolute;mso-position-horizontal-relative:page;mso-position-vertical:absolute;mso-position-vertical-relative:page;v-text-anchor:top" o:gfxdata="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" filled="f" stroked="f">
               <v:textbox inset="0,0,0,0">
                 <w:txbxContent>
                   <w:tbl>
@@ -16805,11 +16837,7 @@
         </mc:Choice>
         <mc:Fallback>
           <w:pict>
-            <v:shapetype w14:anchorId="39D0376C" id="_x0000_t202" coordsize="21600,21600" o:spt="202" path="m,l,21600r21600,l21600,xe">
-              <v:stroke joinstyle="miter"/>
-              <v:path gradientshapeok="t" o:connecttype="rect"/>
-            </v:shapetype>
-            <v:shape id="Textbox 31" o:spid="_x0000_s1098" type="#_x0000_t202" style="position:absolute;margin-left:57.85pt;margin-top:774.35pt;width:466.3pt;height:28.65pt;z-index:15732736;visibility:visible;mso-wrap-style:square;mso-wrap-distance-left:0;mso-wrap-distance-top:0;mso-wrap-distance-right:0;mso-wrap-distance-bottom:0;mso-position-horizontal:absolute;mso-position-horizontal-relative:page;mso-position-vertical:absolute;mso-position-vertical-relative:page;v-text-anchor:top" o:gfxdata="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" filled="f" stroked="f">
+            <v:shape w14:anchorId="39D0376C" id="Textbox 31" o:spid="_x0000_s1098" type="#_x0000_t202" style="position:absolute;margin-left:57.85pt;margin-top:774.35pt;width:466.3pt;height:28.65pt;z-index:15732736;visibility:visible;mso-wrap-style:square;mso-wrap-distance-left:0;mso-wrap-distance-top:0;mso-wrap-distance-right:0;mso-wrap-distance-bottom:0;mso-position-horizontal:absolute;mso-position-horizontal-relative:page;mso-position-vertical:absolute;mso-position-vertical-relative:page;v-text-anchor:top" o:gfxdata="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" filled="f" stroked="f">
               <v:textbox inset="0,0,0,0">
                 <w:txbxContent>
                   <w:tbl>
@@ -17806,11 +17834,7 @@
         </mc:Choice>
         <mc:Fallback>
           <w:pict>
-            <v:shapetype w14:anchorId="4E817F10" id="_x0000_t202" coordsize="21600,21600" o:spt="202" path="m,l,21600r21600,l21600,xe">
-              <v:stroke joinstyle="miter"/>
-              <v:path gradientshapeok="t" o:connecttype="rect"/>
-            </v:shapetype>
-            <v:shape id="Textbox 34" o:spid="_x0000_s1101" type="#_x0000_t202" style="position:absolute;margin-left:57.85pt;margin-top:774.35pt;width:466.3pt;height:28.65pt;z-index:15733760;visibility:visible;mso-wrap-style:square;mso-wrap-distance-left:0;mso-wrap-distance-top:0;mso-wrap-distance-right:0;mso-wrap-distance-bottom:0;mso-position-horizontal:absolute;mso-position-horizontal-relative:page;mso-position-vertical:absolute;mso-position-vertical-relative:page;v-text-anchor:top" o:gfxdata="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" filled="f" stroked="f">
+            <v:shape w14:anchorId="4E817F10" id="Textbox 34" o:spid="_x0000_s1101" type="#_x0000_t202" style="position:absolute;margin-left:57.85pt;margin-top:774.35pt;width:466.3pt;height:28.65pt;z-index:15733760;visibility:visible;mso-wrap-style:square;mso-wrap-distance-left:0;mso-wrap-distance-top:0;mso-wrap-distance-right:0;mso-wrap-distance-bottom:0;mso-position-horizontal:absolute;mso-position-horizontal-relative:page;mso-position-vertical:absolute;mso-position-vertical-relative:page;v-text-anchor:top" o:gfxdata="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" filled="f" stroked="f">
               <v:textbox inset="0,0,0,0">
                 <w:txbxContent>
                   <w:tbl>
@@ -18807,11 +18831,7 @@
         </mc:Choice>
         <mc:Fallback>
           <w:pict>
-            <v:shapetype w14:anchorId="69DA483B" id="_x0000_t202" coordsize="21600,21600" o:spt="202" path="m,l,21600r21600,l21600,xe">
-              <v:stroke joinstyle="miter"/>
-              <v:path gradientshapeok="t" o:connecttype="rect"/>
-            </v:shapetype>
-            <v:shape id="Textbox 37" o:spid="_x0000_s1104" type="#_x0000_t202" style="position:absolute;margin-left:57.85pt;margin-top:774.35pt;width:466.3pt;height:28.65pt;z-index:15734784;visibility:visible;mso-wrap-style:square;mso-wrap-distance-left:0;mso-wrap-distance-top:0;mso-wrap-distance-right:0;mso-wrap-distance-bottom:0;mso-position-horizontal:absolute;mso-position-horizontal-relative:page;mso-position-vertical:absolute;mso-position-vertical-relative:page;v-text-anchor:top" o:gfxdata="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" filled="f" stroked="f">
+            <v:shape w14:anchorId="69DA483B" id="Textbox 37" o:spid="_x0000_s1104" type="#_x0000_t202" style="position:absolute;margin-left:57.85pt;margin-top:774.35pt;width:466.3pt;height:28.65pt;z-index:15734784;visibility:visible;mso-wrap-style:square;mso-wrap-distance-left:0;mso-wrap-distance-top:0;mso-wrap-distance-right:0;mso-wrap-distance-bottom:0;mso-position-horizontal:absolute;mso-position-horizontal-relative:page;mso-position-vertical:absolute;mso-position-vertical-relative:page;v-text-anchor:top" o:gfxdata="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" filled="f" stroked="f">
               <v:textbox inset="0,0,0,0">
                 <w:txbxContent>
                   <w:tbl>
@@ -19808,11 +19828,7 @@
         </mc:Choice>
         <mc:Fallback>
           <w:pict>
-            <v:shapetype w14:anchorId="48D58EB5" id="_x0000_t202" coordsize="21600,21600" o:spt="202" path="m,l,21600r21600,l21600,xe">
-              <v:stroke joinstyle="miter"/>
-              <v:path gradientshapeok="t" o:connecttype="rect"/>
-            </v:shapetype>
-            <v:shape id="Textbox 40" o:spid="_x0000_s1107" type="#_x0000_t202" style="position:absolute;margin-left:57.85pt;margin-top:774.35pt;width:466.3pt;height:28.65pt;z-index:15735808;visibility:visible;mso-wrap-style:square;mso-wrap-distance-left:0;mso-wrap-distance-top:0;mso-wrap-distance-right:0;mso-wrap-distance-bottom:0;mso-position-horizontal:absolute;mso-position-horizontal-relative:page;mso-position-vertical:absolute;mso-position-vertical-relative:page;v-text-anchor:top" o:gfxdata="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" filled="f" stroked="f">
+            <v:shape w14:anchorId="48D58EB5" id="Textbox 40" o:spid="_x0000_s1107" type="#_x0000_t202" style="position:absolute;margin-left:57.85pt;margin-top:774.35pt;width:466.3pt;height:28.65pt;z-index:15735808;visibility:visible;mso-wrap-style:square;mso-wrap-distance-left:0;mso-wrap-distance-top:0;mso-wrap-distance-right:0;mso-wrap-distance-bottom:0;mso-position-horizontal:absolute;mso-position-horizontal-relative:page;mso-position-vertical:absolute;mso-position-vertical-relative:page;v-text-anchor:top" o:gfxdata="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" filled="f" stroked="f">
               <v:textbox inset="0,0,0,0">
                 <w:txbxContent>
                   <w:tbl>
@@ -20809,11 +20825,7 @@
         </mc:Choice>
         <mc:Fallback>
           <w:pict>
-            <v:shapetype w14:anchorId="0C40FF39" id="_x0000_t202" coordsize="21600,21600" o:spt="202" path="m,l,21600r21600,l21600,xe">
-              <v:stroke joinstyle="miter"/>
-              <v:path gradientshapeok="t" o:connecttype="rect"/>
-            </v:shapetype>
-            <v:shape id="Textbox 89" o:spid="_x0000_s1110" type="#_x0000_t202" style="position:absolute;margin-left:57.85pt;margin-top:774.35pt;width:466.3pt;height:28.65pt;z-index:15737344;visibility:visible;mso-wrap-style:square;mso-wrap-distance-left:0;mso-wrap-distance-top:0;mso-wrap-distance-right:0;mso-wrap-distance-bottom:0;mso-position-horizontal:absolute;mso-position-horizontal-relative:page;mso-position-vertical:absolute;mso-position-vertical-relative:page;v-text-anchor:top" o:gfxdata="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" filled="f" stroked="f">
+            <v:shape w14:anchorId="0C40FF39" id="Textbox 89" o:spid="_x0000_s1110" type="#_x0000_t202" style="position:absolute;margin-left:57.85pt;margin-top:774.35pt;width:466.3pt;height:28.65pt;z-index:15737344;visibility:visible;mso-wrap-style:square;mso-wrap-distance-left:0;mso-wrap-distance-top:0;mso-wrap-distance-right:0;mso-wrap-distance-bottom:0;mso-position-horizontal:absolute;mso-position-horizontal-relative:page;mso-position-vertical:absolute;mso-position-vertical-relative:page;v-text-anchor:top" o:gfxdata="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" filled="f" stroked="f">
               <v:textbox inset="0,0,0,0">
                 <w:txbxContent>
                   <w:tbl>
